--- a/docs/operations.docx
+++ b/docs/operations.docx
@@ -2780,7 +2780,7 @@
           <w:rFonts w:ascii="Times New Roman" w:hAnsi="Times New Roman" w:eastAsia="Batang"/>
           <w:sz w:val="22"/>
         </w:rPr>
-        <w:t xml:space="preserve"> mode the load is idempotent: a re-run replaces whatever the previous attempt left, and the previous attempt committed nothing.</w:t>
+        <w:t xml:space="preserve"> mode the load is idempotent: a re-run rewrites every table from the dump, replacing whatever the previous attempt left, whether that was nothing at all or a partially committed set.</w:t>
       </w:r>
     </w:p>
     <w:p>

--- a/docs/operations.docx
+++ b/docs/operations.docx
@@ -2705,6 +2705,75 @@
           <w:sz w:val="22"/>
         </w:rPr>
         <w:t>, and only once the stream has been consumed cleanly is every table committed. A failure during the long decode phase therefore leaves no visible change at all.</w:t>
+      </w:r>
+    </w:p>
+    <w:p>
+      <w:pPr>
+        <w:spacing w:line="384" w:lineRule="auto" w:after="120"/>
+        <w:jc w:val="both"/>
+      </w:pPr>
+      <w:r>
+        <w:rPr>
+          <w:rFonts w:ascii="Times New Roman" w:hAnsi="Times New Roman" w:eastAsia="Batang"/>
+          <w:sz w:val="22"/>
+        </w:rPr>
+        <w:t xml:space="preserve">A failure in that burst raises </w:t>
+      </w:r>
+      <w:r>
+        <w:rPr>
+          <w:rFonts w:ascii="Consolas" w:hAnsi="Consolas" w:eastAsia="Consolas"/>
+          <w:sz w:val="18"/>
+        </w:rPr>
+        <w:t>PartialCommitError</w:t>
+      </w:r>
+      <w:r>
+        <w:rPr>
+          <w:rFonts w:ascii="Times New Roman" w:hAnsi="Times New Roman" w:eastAsia="Batang"/>
+          <w:sz w:val="22"/>
+        </w:rPr>
+        <w:t xml:space="preserve">, which carries </w:t>
+      </w:r>
+      <w:r>
+        <w:rPr>
+          <w:rFonts w:ascii="Consolas" w:hAnsi="Consolas" w:eastAsia="Consolas"/>
+          <w:sz w:val="18"/>
+        </w:rPr>
+        <w:t>committed</w:t>
+      </w:r>
+      <w:r>
+        <w:rPr>
+          <w:rFonts w:ascii="Times New Roman" w:hAnsi="Times New Roman" w:eastAsia="Batang"/>
+          <w:sz w:val="22"/>
+        </w:rPr>
+        <w:t xml:space="preserve"> and </w:t>
+      </w:r>
+      <w:r>
+        <w:rPr>
+          <w:rFonts w:ascii="Consolas" w:hAnsi="Consolas" w:eastAsia="Consolas"/>
+          <w:sz w:val="18"/>
+        </w:rPr>
+        <w:t>total</w:t>
+      </w:r>
+      <w:r>
+        <w:rPr>
+          <w:rFonts w:ascii="Times New Roman" w:hAnsi="Times New Roman" w:eastAsia="Batang"/>
+          <w:sz w:val="22"/>
+        </w:rPr>
+        <w:t xml:space="preserve">. Those two numbers are the whole diagnosis: </w:t>
+      </w:r>
+      <w:r>
+        <w:rPr>
+          <w:rFonts w:ascii="Consolas" w:hAnsi="Consolas" w:eastAsia="Consolas"/>
+          <w:sz w:val="18"/>
+        </w:rPr>
+        <w:t>committed == 0</w:t>
+      </w:r>
+      <w:r>
+        <w:rPr>
+          <w:rFonts w:ascii="Times New Roman" w:hAnsi="Times New Roman" w:eastAsia="Batang"/>
+          <w:sz w:val="22"/>
+        </w:rPr>
+        <w:t xml:space="preserve"> means nothing became visible and the situation is identical to a Phase 1 failure, while any larger value means that many tables are on the new day and the rest are not.</w:t>
       </w:r>
     </w:p>
     <w:p>
@@ -3261,6 +3330,143 @@
                 <w:rFonts w:ascii="Consolas" w:hAnsi="Consolas" w:eastAsia="Consolas"/>
                 <w:sz w:val="18"/>
               </w:rPr>
+              <w:t>PartialCommitError</w:t>
+            </w:r>
+            <w:r>
+              <w:rPr>
+                <w:rFonts w:ascii="Times New Roman" w:hAnsi="Times New Roman" w:eastAsia="Batang"/>
+                <w:sz w:val="22"/>
+              </w:rPr>
+              <w:t xml:space="preserve">, </w:t>
+            </w:r>
+            <w:r>
+              <w:rPr>
+                <w:rFonts w:ascii="Consolas" w:hAnsi="Consolas" w:eastAsia="Consolas"/>
+                <w:sz w:val="18"/>
+              </w:rPr>
+              <w:t>committed</w:t>
+            </w:r>
+            <w:r>
+              <w:rPr>
+                <w:rFonts w:ascii="Times New Roman" w:hAnsi="Times New Roman" w:eastAsia="Batang"/>
+                <w:sz w:val="22"/>
+              </w:rPr>
+              <w:t xml:space="preserve"> is 0</w:t>
+            </w:r>
+          </w:p>
+        </w:tc>
+        <w:tc>
+          <w:tcPr>
+            <w:tcW w:type="dxa" w:w="3135"/>
+          </w:tcPr>
+          <w:p>
+            <w:r>
+              <w:rPr>
+                <w:rFonts w:ascii="Times New Roman" w:hAnsi="Times New Roman" w:eastAsia="Batang"/>
+                <w:sz w:val="22"/>
+              </w:rPr>
+              <w:t>The commit burst failed on its first table</w:t>
+            </w:r>
+          </w:p>
+        </w:tc>
+        <w:tc>
+          <w:tcPr>
+            <w:tcW w:type="dxa" w:w="3135"/>
+          </w:tcPr>
+          <w:p>
+            <w:r>
+              <w:rPr>
+                <w:rFonts w:ascii="Times New Roman" w:hAnsi="Times New Roman" w:eastAsia="Batang"/>
+                <w:sz w:val="22"/>
+              </w:rPr>
+              <w:t>Nothing became visible. Fix the cause and re-run</w:t>
+            </w:r>
+          </w:p>
+        </w:tc>
+      </w:tr>
+      <w:tr>
+        <w:tc>
+          <w:tcPr>
+            <w:tcW w:type="dxa" w:w="3135"/>
+          </w:tcPr>
+          <w:p>
+            <w:r>
+              <w:rPr>
+                <w:rFonts w:ascii="Consolas" w:hAnsi="Consolas" w:eastAsia="Consolas"/>
+                <w:sz w:val="18"/>
+              </w:rPr>
+              <w:t>PartialCommitError</w:t>
+            </w:r>
+            <w:r>
+              <w:rPr>
+                <w:rFonts w:ascii="Times New Roman" w:hAnsi="Times New Roman" w:eastAsia="Batang"/>
+                <w:sz w:val="22"/>
+              </w:rPr>
+              <w:t xml:space="preserve">, </w:t>
+            </w:r>
+            <w:r>
+              <w:rPr>
+                <w:rFonts w:ascii="Consolas" w:hAnsi="Consolas" w:eastAsia="Consolas"/>
+                <w:sz w:val="18"/>
+              </w:rPr>
+              <w:t>committed</w:t>
+            </w:r>
+            <w:r>
+              <w:rPr>
+                <w:rFonts w:ascii="Times New Roman" w:hAnsi="Times New Roman" w:eastAsia="Batang"/>
+                <w:sz w:val="22"/>
+              </w:rPr>
+              <w:t xml:space="preserve"> above 0</w:t>
+            </w:r>
+          </w:p>
+        </w:tc>
+        <w:tc>
+          <w:tcPr>
+            <w:tcW w:type="dxa" w:w="3135"/>
+          </w:tcPr>
+          <w:p>
+            <w:r>
+              <w:rPr>
+                <w:rFonts w:ascii="Times New Roman" w:hAnsi="Times New Roman" w:eastAsia="Batang"/>
+                <w:sz w:val="22"/>
+              </w:rPr>
+              <w:t>The commit burst failed part way</w:t>
+            </w:r>
+          </w:p>
+        </w:tc>
+        <w:tc>
+          <w:tcPr>
+            <w:tcW w:type="dxa" w:w="3135"/>
+          </w:tcPr>
+          <w:p>
+            <w:r>
+              <w:rPr>
+                <w:rFonts w:ascii="Consolas" w:hAnsi="Consolas" w:eastAsia="Consolas"/>
+                <w:sz w:val="18"/>
+              </w:rPr>
+              <w:t>committed</w:t>
+            </w:r>
+            <w:r>
+              <w:rPr>
+                <w:rFonts w:ascii="Times New Roman" w:hAnsi="Times New Roman" w:eastAsia="Batang"/>
+                <w:sz w:val="22"/>
+              </w:rPr>
+              <w:t xml:space="preserve"> tables are on the new day, the rest on the old. Re-run as soon as the cause is fixed</w:t>
+            </w:r>
+          </w:p>
+        </w:tc>
+      </w:tr>
+      <w:tr>
+        <w:tc>
+          <w:tcPr>
+            <w:tcW w:type="dxa" w:w="3135"/>
+          </w:tcPr>
+          <w:p>
+            <w:r>
+              <w:rPr>
+                <w:rFonts w:ascii="Consolas" w:hAnsi="Consolas" w:eastAsia="Consolas"/>
+                <w:sz w:val="18"/>
+              </w:rPr>
               <w:t>RuntimeError</w:t>
             </w:r>
             <w:r>
@@ -3642,6 +3848,64 @@
                 <w:sz w:val="22"/>
               </w:rPr>
               <w:t>Why</w:t>
+            </w:r>
+          </w:p>
+        </w:tc>
+      </w:tr>
+      <w:tr>
+        <w:tc>
+          <w:tcPr>
+            <w:tcW w:type="dxa" w:w="4702"/>
+          </w:tcPr>
+          <w:p>
+            <w:r>
+              <w:rPr>
+                <w:rFonts w:ascii="Times New Roman" w:hAnsi="Times New Roman" w:eastAsia="Batang"/>
+                <w:sz w:val="22"/>
+              </w:rPr>
+              <w:t xml:space="preserve">Whether </w:t>
+            </w:r>
+            <w:r>
+              <w:rPr>
+                <w:rFonts w:ascii="Consolas" w:hAnsi="Consolas" w:eastAsia="Consolas"/>
+                <w:sz w:val="18"/>
+              </w:rPr>
+              <w:t>PartialCommitError</w:t>
+            </w:r>
+            <w:r>
+              <w:rPr>
+                <w:rFonts w:ascii="Times New Roman" w:hAnsi="Times New Roman" w:eastAsia="Batang"/>
+                <w:sz w:val="22"/>
+              </w:rPr>
+              <w:t xml:space="preserve"> was raised, and its </w:t>
+            </w:r>
+            <w:r>
+              <w:rPr>
+                <w:rFonts w:ascii="Consolas" w:hAnsi="Consolas" w:eastAsia="Consolas"/>
+                <w:sz w:val="18"/>
+              </w:rPr>
+              <w:t>committed</w:t>
+            </w:r>
+            <w:r>
+              <w:rPr>
+                <w:rFonts w:ascii="Times New Roman" w:hAnsi="Times New Roman" w:eastAsia="Batang"/>
+                <w:sz w:val="22"/>
+              </w:rPr>
+              <w:t xml:space="preserve"> count</w:t>
+            </w:r>
+          </w:p>
+        </w:tc>
+        <w:tc>
+          <w:tcPr>
+            <w:tcW w:type="dxa" w:w="4702"/>
+          </w:tcPr>
+          <w:p>
+            <w:r>
+              <w:rPr>
+                <w:rFonts w:ascii="Times New Roman" w:hAnsi="Times New Roman" w:eastAsia="Batang"/>
+                <w:sz w:val="22"/>
+              </w:rPr>
+              <w:t>The only signal that a failed run left visible change</w:t>
             </w:r>
           </w:p>
         </w:tc>

--- a/docs/operations.docx
+++ b/docs/operations.docx
@@ -3236,6 +3236,85 @@
                 <w:sz w:val="22"/>
               </w:rPr>
               <w:t>, Chapter V, Section 3</w:t>
+            </w:r>
+          </w:p>
+        </w:tc>
+      </w:tr>
+      <w:tr>
+        <w:tc>
+          <w:tcPr>
+            <w:tcW w:type="dxa" w:w="3135"/>
+          </w:tcPr>
+          <w:p>
+            <w:r>
+              <w:rPr>
+                <w:rFonts w:ascii="Consolas" w:hAnsi="Consolas" w:eastAsia="Consolas"/>
+                <w:sz w:val="18"/>
+              </w:rPr>
+              <w:t>ValueError</w:t>
+            </w:r>
+            <w:r>
+              <w:rPr>
+                <w:rFonts w:ascii="Times New Roman" w:hAnsi="Times New Roman" w:eastAsia="Batang"/>
+                <w:sz w:val="22"/>
+              </w:rPr>
+              <w:t>, schema differs</w:t>
+            </w:r>
+          </w:p>
+        </w:tc>
+        <w:tc>
+          <w:tcPr>
+            <w:tcW w:type="dxa" w:w="3135"/>
+          </w:tcPr>
+          <w:p>
+            <w:r>
+              <w:rPr>
+                <w:rFonts w:ascii="Times New Roman" w:hAnsi="Times New Roman" w:eastAsia="Batang"/>
+                <w:sz w:val="22"/>
+              </w:rPr>
+              <w:t xml:space="preserve">The sender changed a column and the run used </w:t>
+            </w:r>
+            <w:r>
+              <w:rPr>
+                <w:rFonts w:ascii="Consolas" w:hAnsi="Consolas" w:eastAsia="Consolas"/>
+                <w:sz w:val="18"/>
+              </w:rPr>
+              <w:t>append</w:t>
+            </w:r>
+          </w:p>
+        </w:tc>
+        <w:tc>
+          <w:tcPr>
+            <w:tcW w:type="dxa" w:w="3135"/>
+          </w:tcPr>
+          <w:p>
+            <w:r>
+              <w:rPr>
+                <w:rFonts w:ascii="Times New Roman" w:hAnsi="Times New Roman" w:eastAsia="Batang"/>
+                <w:sz w:val="22"/>
+              </w:rPr>
+              <w:t xml:space="preserve">Only </w:t>
+            </w:r>
+            <w:r>
+              <w:rPr>
+                <w:rFonts w:ascii="Consolas" w:hAnsi="Consolas" w:eastAsia="Consolas"/>
+                <w:sz w:val="18"/>
+              </w:rPr>
+              <w:t>overwrite</w:t>
+            </w:r>
+            <w:r>
+              <w:rPr>
+                <w:rFonts w:ascii="Times New Roman" w:hAnsi="Times New Roman" w:eastAsia="Batang"/>
+                <w:sz w:val="22"/>
+              </w:rPr>
+              <w:t xml:space="preserve"> may change a schema. Confirm the change is intended, then use </w:t>
+            </w:r>
+            <w:r>
+              <w:rPr>
+                <w:rFonts w:ascii="Consolas" w:hAnsi="Consolas" w:eastAsia="Consolas"/>
+                <w:sz w:val="18"/>
+              </w:rPr>
+              <w:t>overwrite</w:t>
             </w:r>
           </w:p>
         </w:tc>
@@ -4136,6 +4215,43 @@
                 <w:rFonts w:ascii="Consolas" w:hAnsi="Consolas" w:eastAsia="Consolas"/>
                 <w:sz w:val="18"/>
               </w:rPr>
+              <w:t>schema_drift</w:t>
+            </w:r>
+          </w:p>
+        </w:tc>
+        <w:tc>
+          <w:tcPr>
+            <w:tcW w:type="dxa" w:w="4702"/>
+          </w:tcPr>
+          <w:p>
+            <w:r>
+              <w:rPr>
+                <w:rFonts w:ascii="Times New Roman" w:hAnsi="Times New Roman" w:eastAsia="Batang"/>
+                <w:sz w:val="22"/>
+              </w:rPr>
+              <w:t>Non-empty means the sender added, removed or retyped a column. This is how DDL change announces itself</w:t>
+            </w:r>
+          </w:p>
+        </w:tc>
+      </w:tr>
+      <w:tr>
+        <w:tc>
+          <w:tcPr>
+            <w:tcW w:type="dxa" w:w="4702"/>
+          </w:tcPr>
+          <w:p>
+            <w:r>
+              <w:rPr>
+                <w:rFonts w:ascii="Times New Roman" w:hAnsi="Times New Roman" w:eastAsia="Batang"/>
+                <w:sz w:val="22"/>
+              </w:rPr>
+              <w:t xml:space="preserve">Per-table </w:t>
+            </w:r>
+            <w:r>
+              <w:rPr>
+                <w:rFonts w:ascii="Consolas" w:hAnsi="Consolas" w:eastAsia="Consolas"/>
+                <w:sz w:val="18"/>
+              </w:rPr>
               <w:t>null_substitutions</w:t>
             </w:r>
           </w:p>
@@ -4224,7 +4340,7 @@
           <w:rFonts w:ascii="Times New Roman" w:hAnsi="Times New Roman" w:eastAsia="Batang"/>
           <w:sz w:val="22"/>
         </w:rPr>
-        <w:t xml:space="preserve">Alert, without paging, on a row count that moves by more than an expected margin against the previous run, on a change in the table count, and on a new </w:t>
+        <w:t xml:space="preserve">Alert, without paging, on a row count that moves by more than an expected margin against the previous run, on a change in the table count, on a new </w:t>
       </w:r>
       <w:r>
         <w:rPr>
@@ -4238,7 +4354,35 @@
           <w:rFonts w:ascii="Times New Roman" w:hAnsi="Times New Roman" w:eastAsia="Batang"/>
           <w:sz w:val="22"/>
         </w:rPr>
-        <w:t xml:space="preserve"> entry. None of these is an error, and all three are how schema drift announces itself.</w:t>
+        <w:t xml:space="preserve"> entry, and on any non-empty </w:t>
+      </w:r>
+      <w:r>
+        <w:rPr>
+          <w:rFonts w:ascii="Consolas" w:hAnsi="Consolas" w:eastAsia="Consolas"/>
+          <w:sz w:val="18"/>
+        </w:rPr>
+        <w:t>schema_drift</w:t>
+      </w:r>
+      <w:r>
+        <w:rPr>
+          <w:rFonts w:ascii="Times New Roman" w:hAnsi="Times New Roman" w:eastAsia="Batang"/>
+          <w:sz w:val="22"/>
+        </w:rPr>
+        <w:t xml:space="preserve">. None of these is an error, and all four are how the sender's changes announce themselves. A non-empty </w:t>
+      </w:r>
+      <w:r>
+        <w:rPr>
+          <w:rFonts w:ascii="Consolas" w:hAnsi="Consolas" w:eastAsia="Consolas"/>
+          <w:sz w:val="18"/>
+        </w:rPr>
+        <w:t>schema_drift</w:t>
+      </w:r>
+      <w:r>
+        <w:rPr>
+          <w:rFonts w:ascii="Times New Roman" w:hAnsi="Times New Roman" w:eastAsia="Batang"/>
+          <w:sz w:val="22"/>
+        </w:rPr>
+        <w:t xml:space="preserve"> in particular means the Delta schema has just changed underneath every downstream consumer of that table.</w:t>
       </w:r>
     </w:p>
     <w:p>
@@ -4432,14 +4576,14 @@
           <w:b/>
           <w:sz w:val="22"/>
         </w:rPr>
-        <w:t>A new column</w:t>
+        <w:t>A new, removed or retyped column</w:t>
       </w:r>
       <w:r>
         <w:rPr>
           <w:rFonts w:ascii="Times New Roman" w:hAnsi="Times New Roman" w:eastAsia="Batang"/>
           <w:sz w:val="22"/>
         </w:rPr>
-        <w:t xml:space="preserve"> appears in both the </w:t>
+        <w:t xml:space="preserve"> is picked up from the </w:t>
       </w:r>
       <w:r>
         <w:rPr>
@@ -4453,8 +4597,14 @@
           <w:rFonts w:ascii="Times New Roman" w:hAnsi="Times New Roman" w:eastAsia="Batang"/>
           <w:sz w:val="22"/>
         </w:rPr>
-        <w:t xml:space="preserve"> and the </w:t>
-      </w:r>
+        <w:t xml:space="preserve"> and the</w:t>
+      </w:r>
+    </w:p>
+    <w:p>
+      <w:pPr>
+        <w:spacing w:line="384" w:lineRule="auto" w:after="120"/>
+        <w:jc w:val="both"/>
+      </w:pPr>
       <w:r>
         <w:rPr>
           <w:rFonts w:ascii="Consolas" w:hAnsi="Consolas" w:eastAsia="Consolas"/>
@@ -4467,34 +4617,35 @@
           <w:rFonts w:ascii="Times New Roman" w:hAnsi="Times New Roman" w:eastAsia="Batang"/>
           <w:sz w:val="22"/>
         </w:rPr>
-        <w:t xml:space="preserve"> header, so it is</w:t>
-      </w:r>
-    </w:p>
-    <w:p>
-      <w:pPr>
-        <w:spacing w:line="384" w:lineRule="auto" w:after="120"/>
-        <w:jc w:val="both"/>
-      </w:pPr>
+        <w:t xml:space="preserve"> header. Under </w:t>
+      </w:r>
+      <w:r>
+        <w:rPr>
+          <w:rFonts w:ascii="Consolas" w:hAnsi="Consolas" w:eastAsia="Consolas"/>
+          <w:sz w:val="18"/>
+        </w:rPr>
+        <w:t>overwrite</w:t>
+      </w:r>
       <w:r>
         <w:rPr>
           <w:rFonts w:ascii="Times New Roman" w:hAnsi="Times New Roman" w:eastAsia="Batang"/>
           <w:sz w:val="22"/>
         </w:rPr>
-        <w:t xml:space="preserve">picked up automatically. In </w:t>
+        <w:t xml:space="preserve"> the Delta schema is replaced in the same commit that replaces the data, so the declared columns and the files always agree, and the change is reported per table in </w:t>
       </w:r>
       <w:r>
         <w:rPr>
           <w:rFonts w:ascii="Consolas" w:hAnsi="Consolas" w:eastAsia="Consolas"/>
           <w:sz w:val="18"/>
         </w:rPr>
-        <w:t>overwrite</w:t>
+        <w:t>schema_drift</w:t>
       </w:r>
       <w:r>
         <w:rPr>
           <w:rFonts w:ascii="Times New Roman" w:hAnsi="Times New Roman" w:eastAsia="Batang"/>
           <w:sz w:val="22"/>
         </w:rPr>
-        <w:t xml:space="preserve"> mode the Delta schema is replaced along with the data. In </w:t>
+        <w:t xml:space="preserve">. Under </w:t>
       </w:r>
       <w:r>
         <w:rPr>
@@ -4508,7 +4659,21 @@
           <w:rFonts w:ascii="Times New Roman" w:hAnsi="Times New Roman" w:eastAsia="Batang"/>
           <w:sz w:val="22"/>
         </w:rPr>
-        <w:t xml:space="preserve"> mode a schema mismatch will fail the write.</w:t>
+        <w:t xml:space="preserve"> the load fails with </w:t>
+      </w:r>
+      <w:r>
+        <w:rPr>
+          <w:rFonts w:ascii="Consolas" w:hAnsi="Consolas" w:eastAsia="Consolas"/>
+          <w:sz w:val="18"/>
+        </w:rPr>
+        <w:t>ValueError</w:t>
+      </w:r>
+      <w:r>
+        <w:rPr>
+          <w:rFonts w:ascii="Times New Roman" w:hAnsi="Times New Roman" w:eastAsia="Batang"/>
+          <w:sz w:val="22"/>
+        </w:rPr>
+        <w:t xml:space="preserve"> naming the table and the columns, because appending rows shaped one way to a table declared another way cannot be made to mean anything.</w:t>
       </w:r>
     </w:p>
     <w:p>
@@ -4554,23 +4719,15 @@
     </w:p>
     <w:p>
       <w:pPr>
-        <w:pStyle w:val="ListBullet"/>
         <w:spacing w:line="384" w:lineRule="auto" w:after="120"/>
-      </w:pPr>
-      <w:r>
-        <w:rPr>
-          <w:rFonts w:ascii="Times New Roman" w:hAnsi="Times New Roman" w:eastAsia="Batang"/>
-          <w:b/>
-          <w:sz w:val="22"/>
-        </w:rPr>
-        <w:t>A removed column</w:t>
-      </w:r>
+        <w:jc w:val="both"/>
+      </w:pPr>
       <w:r>
         <w:rPr>
           <w:rFonts w:ascii="Times New Roman" w:hAnsi="Times New Roman" w:eastAsia="Batang"/>
           <w:sz w:val="22"/>
         </w:rPr>
-        <w:t xml:space="preserve"> simply stops appearing. In </w:t>
+        <w:t xml:space="preserve">A removed column is worth calling out separately: under </w:t>
       </w:r>
       <w:r>
         <w:rPr>
@@ -4584,20 +4741,21 @@
           <w:rFonts w:ascii="Times New Roman" w:hAnsi="Times New Roman" w:eastAsia="Batang"/>
           <w:sz w:val="22"/>
         </w:rPr>
-        <w:t xml:space="preserve"> mode the new schema no longer</w:t>
-      </w:r>
-    </w:p>
-    <w:p>
-      <w:pPr>
-        <w:spacing w:line="384" w:lineRule="auto" w:after="120"/>
-        <w:jc w:val="both"/>
-      </w:pPr>
+        <w:t xml:space="preserve"> the new schema no longer has it, so a downstream query referencing it breaks. That is the correct outcome, and </w:t>
+      </w:r>
+      <w:r>
+        <w:rPr>
+          <w:rFonts w:ascii="Consolas" w:hAnsi="Consolas" w:eastAsia="Consolas"/>
+          <w:sz w:val="18"/>
+        </w:rPr>
+        <w:t>schema_drift</w:t>
+      </w:r>
       <w:r>
         <w:rPr>
           <w:rFonts w:ascii="Times New Roman" w:hAnsi="Times New Roman" w:eastAsia="Batang"/>
           <w:sz w:val="22"/>
         </w:rPr>
-        <w:t>has it. Downstream queries referencing it will break, which is the correct outcome and is why the table count and column set are worth monitoring.</w:t>
+        <w:t xml:space="preserve"> is how you find out before the query does rather than after.</w:t>
       </w:r>
     </w:p>
     <w:p>
@@ -4971,6 +5129,197 @@
           <w:sz w:val="22"/>
         </w:rPr>
         <w:t>. https://github.com/zlib-ng/zlib-ng</w:t>
+      </w:r>
+    </w:p>
+    <w:p/>
+    <w:p>
+      <w:pPr>
+        <w:pStyle w:val="Heading1"/>
+      </w:pPr>
+      <w:r>
+        <w:rPr>
+          <w:rFonts w:ascii="Times New Roman" w:hAnsi="Times New Roman" w:eastAsia="Batang"/>
+          <w:b/>
+          <w:color w:val="000000"/>
+          <w:sz w:val="26"/>
+        </w:rPr>
+        <w:t>Appendix C. Producing a compatibility fixture</w:t>
+      </w:r>
+    </w:p>
+    <w:p>
+      <w:pPr>
+        <w:spacing w:line="384" w:lineRule="auto" w:after="120"/>
+        <w:jc w:val="both"/>
+      </w:pPr>
+      <w:r>
+        <w:rPr>
+          <w:rFonts w:ascii="Times New Roman" w:hAnsi="Times New Roman" w:eastAsia="Batang"/>
+          <w:sz w:val="22"/>
+        </w:rPr>
+        <w:t xml:space="preserve">A parser bug that only reproduces on the real feed cannot be investigated if the feed cannot leave your environment. </w:t>
+      </w:r>
+      <w:r>
+        <w:rPr>
+          <w:rFonts w:ascii="Consolas" w:hAnsi="Consolas" w:eastAsia="Consolas"/>
+          <w:sz w:val="18"/>
+        </w:rPr>
+        <w:t>tools/anonymise_dump.py</w:t>
+      </w:r>
+      <w:r>
+        <w:rPr>
+          <w:rFonts w:ascii="Times New Roman" w:hAnsi="Times New Roman" w:eastAsia="Batang"/>
+          <w:sz w:val="22"/>
+        </w:rPr>
+        <w:t xml:space="preserve"> exists for that case.</w:t>
+      </w:r>
+    </w:p>
+    <w:p>
+      <w:pPr>
+        <w:spacing w:line="240" w:lineRule="auto" w:before="120" w:after="120"/>
+        <w:ind w:left="454"/>
+      </w:pPr>
+      <w:r>
+        <w:rPr>
+          <w:rFonts w:ascii="Consolas" w:hAnsi="Consolas" w:eastAsia="Consolas"/>
+          <w:sz w:val="18"/>
+        </w:rPr>
+        <w:t>python tools/anonymise_dump.py /Volumes/main/landing/pg/day.sql fixture.sql     --max-rows 200 --audit</w:t>
+      </w:r>
+    </w:p>
+    <w:p>
+      <w:pPr>
+        <w:spacing w:line="384" w:lineRule="auto" w:after="120"/>
+        <w:jc w:val="both"/>
+      </w:pPr>
+      <w:r>
+        <w:rPr>
+          <w:rFonts w:ascii="Times New Roman" w:hAnsi="Times New Roman" w:eastAsia="Batang"/>
+          <w:sz w:val="22"/>
+        </w:rPr>
+        <w:t>It runs where the dump already is. It opens no network connection and imports nothing outside the standard library, so it can be read in full before being trusted.</w:t>
+      </w:r>
+    </w:p>
+    <w:p>
+      <w:pPr>
+        <w:spacing w:line="384" w:lineRule="auto" w:after="120"/>
+        <w:jc w:val="both"/>
+      </w:pPr>
+      <w:r>
+        <w:rPr>
+          <w:rFonts w:ascii="Times New Roman" w:hAnsi="Times New Roman" w:eastAsia="Batang"/>
+          <w:sz w:val="22"/>
+        </w:rPr>
+        <w:t xml:space="preserve">It preserves what breaks parsers: every DDL construct verbatim, every </w:t>
+      </w:r>
+      <w:r>
+        <w:rPr>
+          <w:rFonts w:ascii="Consolas" w:hAnsi="Consolas" w:eastAsia="Consolas"/>
+          <w:sz w:val="18"/>
+        </w:rPr>
+        <w:t>COPY</w:t>
+      </w:r>
+      <w:r>
+        <w:rPr>
+          <w:rFonts w:ascii="Times New Roman" w:hAnsi="Times New Roman" w:eastAsia="Batang"/>
+          <w:sz w:val="22"/>
+        </w:rPr>
+        <w:t xml:space="preserve"> header and column order, and per field the NULL-ness, the length and the character classes, so escapes, multi-byte characters and long values still occur where they did. It replaces every data byte with a value derived from the field's position under a per-run key, never from its content, so the output cannot be correlated back even by someone holding both files.</w:t>
+      </w:r>
+    </w:p>
+    <w:p>
+      <w:pPr>
+        <w:spacing w:line="384" w:lineRule="auto" w:after="120"/>
+        <w:jc w:val="both"/>
+      </w:pPr>
+      <w:r>
+        <w:rPr>
+          <w:rFonts w:ascii="Times New Roman" w:hAnsi="Times New Roman" w:eastAsia="Batang"/>
+          <w:sz w:val="22"/>
+        </w:rPr>
+        <w:t xml:space="preserve">Dates, timestamps, numbers and booleans are regenerated as valid values of their kind rather than having their characters replaced. This matters: scrambling the digits of </w:t>
+      </w:r>
+      <w:r>
+        <w:rPr>
+          <w:rFonts w:ascii="Consolas" w:hAnsi="Consolas" w:eastAsia="Consolas"/>
+          <w:sz w:val="18"/>
+        </w:rPr>
+        <w:t>2026-01-31</w:t>
+      </w:r>
+      <w:r>
+        <w:rPr>
+          <w:rFonts w:ascii="Times New Roman" w:hAnsi="Times New Roman" w:eastAsia="Batang"/>
+          <w:sz w:val="22"/>
+        </w:rPr>
+        <w:t xml:space="preserve"> yields </w:t>
+      </w:r>
+      <w:r>
+        <w:rPr>
+          <w:rFonts w:ascii="Consolas" w:hAnsi="Consolas" w:eastAsia="Consolas"/>
+          <w:sz w:val="18"/>
+        </w:rPr>
+        <w:t>2099-45-99</w:t>
+      </w:r>
+      <w:r>
+        <w:rPr>
+          <w:rFonts w:ascii="Times New Roman" w:hAnsi="Times New Roman" w:eastAsia="Batang"/>
+          <w:sz w:val="22"/>
+        </w:rPr>
+        <w:t>, which is not a date, and a fixture that will not load tests nothing.</w:t>
+      </w:r>
+    </w:p>
+    <w:p>
+      <w:pPr>
+        <w:spacing w:line="384" w:lineRule="auto" w:after="120"/>
+        <w:jc w:val="both"/>
+      </w:pPr>
+      <w:r>
+        <w:rPr>
+          <w:rFonts w:ascii="Consolas" w:hAnsi="Consolas" w:eastAsia="Consolas"/>
+          <w:sz w:val="18"/>
+        </w:rPr>
+        <w:t>--audit</w:t>
+      </w:r>
+      <w:r>
+        <w:rPr>
+          <w:rFonts w:ascii="Times New Roman" w:hAnsi="Times New Roman" w:eastAsia="Batang"/>
+          <w:sz w:val="22"/>
+        </w:rPr>
+        <w:t xml:space="preserve"> re-reads both files afterwards and fails if any token of six or more characters from a data field survived. That catches the failure that matters, a value passed through untouched, but it cannot prove the result is safe. </w:t>
+      </w:r>
+      <w:r>
+        <w:rPr>
+          <w:rFonts w:ascii="Times New Roman" w:hAnsi="Times New Roman" w:eastAsia="Batang"/>
+          <w:b/>
+          <w:sz w:val="22"/>
+        </w:rPr>
+        <w:t>Read the output before sharing it.</w:t>
+      </w:r>
+    </w:p>
+    <w:p>
+      <w:pPr>
+        <w:spacing w:line="384" w:lineRule="auto" w:after="120"/>
+        <w:jc w:val="both"/>
+      </w:pPr>
+      <w:r>
+        <w:rPr>
+          <w:rFonts w:ascii="Times New Roman" w:hAnsi="Times New Roman" w:eastAsia="Batang"/>
+          <w:sz w:val="22"/>
+        </w:rPr>
+        <w:t xml:space="preserve">Add </w:t>
+      </w:r>
+      <w:r>
+        <w:rPr>
+          <w:rFonts w:ascii="Consolas" w:hAnsi="Consolas" w:eastAsia="Consolas"/>
+          <w:sz w:val="18"/>
+        </w:rPr>
+        <w:t>--rename-identifiers</w:t>
+      </w:r>
+      <w:r>
+        <w:rPr>
+          <w:rFonts w:ascii="Times New Roman" w:hAnsi="Times New Roman" w:eastAsia="Batang"/>
+          <w:sz w:val="22"/>
+        </w:rPr>
+        <w:t xml:space="preserve"> if table and column names are themselves sensitive. It is off by default because a parser bug is often tied to the exact characters in a name, and renaming would hide the very thing being reported.</w:t>
       </w:r>
     </w:p>
     <w:p/>
@@ -5391,6 +5740,71 @@
                 <w:sz w:val="22"/>
               </w:rPr>
               <w:t>Check the schema when a numeric column reads as a string</w:t>
+            </w:r>
+          </w:p>
+        </w:tc>
+      </w:tr>
+      <w:tr>
+        <w:tc>
+          <w:tcPr>
+            <w:tcW w:type="dxa" w:w="3135"/>
+          </w:tcPr>
+          <w:p>
+            <w:r>
+              <w:rPr>
+                <w:rFonts w:ascii="Consolas" w:hAnsi="Consolas" w:eastAsia="Consolas"/>
+                <w:sz w:val="18"/>
+              </w:rPr>
+              <w:t>overwrite</w:t>
+            </w:r>
+            <w:r>
+              <w:rPr>
+                <w:rFonts w:ascii="Times New Roman" w:hAnsi="Times New Roman" w:eastAsia="Batang"/>
+                <w:sz w:val="22"/>
+              </w:rPr>
+              <w:t xml:space="preserve"> treats the dump as the truth, so a dropped column is dropped</w:t>
+            </w:r>
+          </w:p>
+        </w:tc>
+        <w:tc>
+          <w:tcPr>
+            <w:tcW w:type="dxa" w:w="3135"/>
+          </w:tcPr>
+          <w:p>
+            <w:r>
+              <w:rPr>
+                <w:rFonts w:ascii="Times New Roman" w:hAnsi="Times New Roman" w:eastAsia="Batang"/>
+                <w:sz w:val="22"/>
+              </w:rPr>
+              <w:t>A downstream query referencing it breaks</w:t>
+            </w:r>
+          </w:p>
+        </w:tc>
+        <w:tc>
+          <w:tcPr>
+            <w:tcW w:type="dxa" w:w="3135"/>
+          </w:tcPr>
+          <w:p>
+            <w:r>
+              <w:rPr>
+                <w:rFonts w:ascii="Times New Roman" w:hAnsi="Times New Roman" w:eastAsia="Batang"/>
+                <w:sz w:val="22"/>
+              </w:rPr>
+              <w:t xml:space="preserve">Alert on </w:t>
+            </w:r>
+            <w:r>
+              <w:rPr>
+                <w:rFonts w:ascii="Consolas" w:hAnsi="Consolas" w:eastAsia="Consolas"/>
+                <w:sz w:val="18"/>
+              </w:rPr>
+              <w:t>schema_drift</w:t>
+            </w:r>
+            <w:r>
+              <w:rPr>
+                <w:rFonts w:ascii="Times New Roman" w:hAnsi="Times New Roman" w:eastAsia="Batang"/>
+                <w:sz w:val="22"/>
+              </w:rPr>
+              <w:t>; there is no merge mode</w:t>
             </w:r>
           </w:p>
         </w:tc>

--- a/docs/operations.docx
+++ b/docs/operations.docx
@@ -1293,57 +1293,6 @@
           <w:p>
             <w:r>
               <w:rPr>
-                <w:rFonts w:ascii="Consolas" w:hAnsi="Consolas" w:eastAsia="Consolas"/>
-                <w:sz w:val="18"/>
-              </w:rPr>
-              <w:t>/Volumes/...</w:t>
-            </w:r>
-            <w:r>
-              <w:rPr>
-                <w:rFonts w:ascii="Times New Roman" w:hAnsi="Times New Roman" w:eastAsia="Batang"/>
-                <w:sz w:val="22"/>
-              </w:rPr>
-              <w:t xml:space="preserve"> FUSE path</w:t>
-            </w:r>
-          </w:p>
-        </w:tc>
-        <w:tc>
-          <w:tcPr>
-            <w:tcW w:type="dxa" w:w="3135"/>
-          </w:tcPr>
-          <w:p>
-            <w:r>
-              <w:rPr>
-                <w:rFonts w:ascii="Times New Roman" w:hAnsi="Times New Roman" w:eastAsia="Batang"/>
-                <w:sz w:val="22"/>
-              </w:rPr>
-              <w:t>Yes</w:t>
-            </w:r>
-          </w:p>
-        </w:tc>
-        <w:tc>
-          <w:tcPr>
-            <w:tcW w:type="dxa" w:w="3135"/>
-          </w:tcPr>
-          <w:p>
-            <w:r>
-              <w:rPr>
-                <w:rFonts w:ascii="Times New Roman" w:hAnsi="Times New Roman" w:eastAsia="Batang"/>
-                <w:sz w:val="22"/>
-              </w:rPr>
-              <w:t>Simplest. Needs no object-store feature</w:t>
-            </w:r>
-          </w:p>
-        </w:tc>
-      </w:tr>
-      <w:tr>
-        <w:tc>
-          <w:tcPr>
-            <w:tcW w:type="dxa" w:w="3135"/>
-          </w:tcPr>
-          <w:p>
-            <w:r>
-              <w:rPr>
                 <w:rFonts w:ascii="Times New Roman" w:hAnsi="Times New Roman" w:eastAsia="Batang"/>
                 <w:sz w:val="22"/>
               </w:rPr>
@@ -1368,7 +1317,7 @@
                 <w:rFonts w:ascii="Times New Roman" w:hAnsi="Times New Roman" w:eastAsia="Batang"/>
                 <w:sz w:val="22"/>
               </w:rPr>
-              <w:t>Yes</w:t>
+              <w:t>Yes, and preferred for the tables</w:t>
             </w:r>
           </w:p>
         </w:tc>
@@ -1416,6 +1365,57 @@
           <w:p>
             <w:r>
               <w:rPr>
+                <w:rFonts w:ascii="Consolas" w:hAnsi="Consolas" w:eastAsia="Consolas"/>
+                <w:sz w:val="18"/>
+              </w:rPr>
+              <w:t>/Volumes/...</w:t>
+            </w:r>
+            <w:r>
+              <w:rPr>
+                <w:rFonts w:ascii="Times New Roman" w:hAnsi="Times New Roman" w:eastAsia="Batang"/>
+                <w:sz w:val="22"/>
+              </w:rPr>
+              <w:t xml:space="preserve"> FUSE path</w:t>
+            </w:r>
+          </w:p>
+        </w:tc>
+        <w:tc>
+          <w:tcPr>
+            <w:tcW w:type="dxa" w:w="3135"/>
+          </w:tcPr>
+          <w:p>
+            <w:r>
+              <w:rPr>
+                <w:rFonts w:ascii="Times New Roman" w:hAnsi="Times New Roman" w:eastAsia="Batang"/>
+                <w:sz w:val="22"/>
+              </w:rPr>
+              <w:t>Yes</w:t>
+            </w:r>
+          </w:p>
+        </w:tc>
+        <w:tc>
+          <w:tcPr>
+            <w:tcW w:type="dxa" w:w="3135"/>
+          </w:tcPr>
+          <w:p>
+            <w:r>
+              <w:rPr>
+                <w:rFonts w:ascii="Times New Roman" w:hAnsi="Times New Roman" w:eastAsia="Batang"/>
+                <w:sz w:val="22"/>
+              </w:rPr>
+              <w:t>Intended for landing the dump. Usable for output, but see below</w:t>
+            </w:r>
+          </w:p>
+        </w:tc>
+      </w:tr>
+      <w:tr>
+        <w:tc>
+          <w:tcPr>
+            <w:tcW w:type="dxa" w:w="3135"/>
+          </w:tcPr>
+          <w:p>
+            <w:r>
+              <w:rPr>
                 <w:rFonts w:ascii="Times New Roman" w:hAnsi="Times New Roman" w:eastAsia="Batang"/>
                 <w:sz w:val="22"/>
               </w:rPr>
@@ -1434,7 +1434,7 @@
                 <w:rFonts w:ascii="Times New Roman" w:hAnsi="Times New Roman" w:eastAsia="Batang"/>
                 <w:sz w:val="22"/>
               </w:rPr>
-              <w:t xml:space="preserve"> table</w:t>
+              <w:t xml:space="preserve"> storage</w:t>
             </w:r>
           </w:p>
         </w:tc>
@@ -1449,7 +1449,7 @@
                 <w:b/>
                 <w:sz w:val="22"/>
               </w:rPr>
-              <w:t>No</w:t>
+              <w:t>Refused</w:t>
             </w:r>
           </w:p>
         </w:tc>
@@ -1463,7 +1463,14 @@
                 <w:rFonts w:ascii="Times New Roman" w:hAnsi="Times New Roman" w:eastAsia="Batang"/>
                 <w:sz w:val="22"/>
               </w:rPr>
-              <w:t>Do not do this</w:t>
+              <w:t xml:space="preserve">The load fails immediately with </w:t>
+            </w:r>
+            <w:r>
+              <w:rPr>
+                <w:rFonts w:ascii="Consolas" w:hAnsi="Consolas" w:eastAsia="Consolas"/>
+                <w:sz w:val="18"/>
+              </w:rPr>
+              <w:t>ValueError</w:t>
             </w:r>
           </w:p>
         </w:tc>
@@ -1480,7 +1487,86 @@
           <w:rFonts w:ascii="Times New Roman" w:hAnsi="Times New Roman" w:eastAsia="Batang"/>
           <w:sz w:val="22"/>
         </w:rPr>
-        <w:t>Never write to a Unity Catalog managed table. Managed tables assume Databricks is the only writer; a third-party writer can corrupt them, and the failure mode is not a clean error. Use an external location or a Volume, and register the result if a catalog entry is wanted.</w:t>
+        <w:t>The intended layout separates the file from the tables:</w:t>
+      </w:r>
+    </w:p>
+    <w:p>
+      <w:pPr>
+        <w:spacing w:line="240" w:lineRule="auto" w:before="120" w:after="120"/>
+        <w:ind w:left="454"/>
+      </w:pPr>
+      <w:r>
+        <w:rPr>
+          <w:rFonts w:ascii="Consolas" w:hAnsi="Consolas" w:eastAsia="Consolas"/>
+          <w:sz w:val="18"/>
+        </w:rPr>
+        <w:t>Input:    /Volumes/&lt;catalog&gt;/&lt;schema&gt;/&lt;landing-volume&gt;/dump.sql.gz</w:t>
+        <w:br/>
+        <w:t>Output:   abfss://&lt;container&gt;@&lt;account&gt;/bronze/&lt;source&gt;/public/&lt;table&gt;</w:t>
+        <w:br/>
+        <w:t>Register: &lt;catalog&gt;.&lt;schema&gt;.&lt;table&gt;, as Unity Catalog external tables</w:t>
+      </w:r>
+    </w:p>
+    <w:p>
+      <w:pPr>
+        <w:spacing w:line="384" w:lineRule="auto" w:after="120"/>
+        <w:jc w:val="both"/>
+      </w:pPr>
+      <w:r>
+        <w:rPr>
+          <w:rFonts w:ascii="Times New Roman" w:hAnsi="Times New Roman" w:eastAsia="Batang"/>
+          <w:sz w:val="22"/>
+        </w:rPr>
+        <w:t>A Volume is the right place to land the dump, because a Volume holds files. The Delta tables belong in an external location, which is what a Unity Catalog external table can be registered against. Writing the tables into a Volume works, but it is not the arrangement Databricks expects and it makes registration awkward.</w:t>
+      </w:r>
+    </w:p>
+    <w:p>
+      <w:pPr>
+        <w:spacing w:line="384" w:lineRule="auto" w:after="120"/>
+        <w:jc w:val="both"/>
+      </w:pPr>
+      <w:r>
+        <w:rPr>
+          <w:rFonts w:ascii="Times New Roman" w:hAnsi="Times New Roman" w:eastAsia="Batang"/>
+          <w:b/>
+          <w:sz w:val="22"/>
+        </w:rPr>
+        <w:t>Managed storage is refused rather than discouraged.</w:t>
+      </w:r>
+      <w:r>
+        <w:rPr>
+          <w:rFonts w:ascii="Times New Roman" w:hAnsi="Times New Roman" w:eastAsia="Batang"/>
+          <w:sz w:val="22"/>
+        </w:rPr>
+        <w:t xml:space="preserve"> A prefix containing </w:t>
+      </w:r>
+      <w:r>
+        <w:rPr>
+          <w:rFonts w:ascii="Consolas" w:hAnsi="Consolas" w:eastAsia="Consolas"/>
+          <w:sz w:val="18"/>
+        </w:rPr>
+        <w:t>__unitystorage</w:t>
+      </w:r>
+      <w:r>
+        <w:rPr>
+          <w:rFonts w:ascii="Times New Roman" w:hAnsi="Times New Roman" w:eastAsia="Batang"/>
+          <w:sz w:val="22"/>
+        </w:rPr>
+        <w:t xml:space="preserve"> or </w:t>
+      </w:r>
+      <w:r>
+        <w:rPr>
+          <w:rFonts w:ascii="Consolas" w:hAnsi="Consolas" w:eastAsia="Consolas"/>
+          <w:sz w:val="18"/>
+        </w:rPr>
+        <w:t>/user/hive/warehouse</w:t>
+      </w:r>
+      <w:r>
+        <w:rPr>
+          <w:rFonts w:ascii="Times New Roman" w:hAnsi="Times New Roman" w:eastAsia="Batang"/>
+          <w:sz w:val="22"/>
+        </w:rPr>
+        <w:t xml:space="preserve"> fails the load before anything is opened, so the failure costs a second rather than a decoded dump. Managed tables assume the catalog is their only writer, and an outside writer can leave them inconsistent in ways that do not surface as a clean error. That is precisely the class of failure this library exists to avoid, so it is not offered as an option.</w:t>
       </w:r>
     </w:p>
     <w:p>
@@ -4242,6 +4328,66 @@
           <w:p>
             <w:r>
               <w:rPr>
+                <w:rFonts w:ascii="Consolas" w:hAnsi="Consolas" w:eastAsia="Consolas"/>
+                <w:sz w:val="18"/>
+              </w:rPr>
+              <w:t>missing_tables</w:t>
+            </w:r>
+          </w:p>
+        </w:tc>
+        <w:tc>
+          <w:tcPr>
+            <w:tcW w:type="dxa" w:w="4702"/>
+          </w:tcPr>
+          <w:p>
+            <w:r>
+              <w:rPr>
+                <w:rFonts w:ascii="Times New Roman" w:hAnsi="Times New Roman" w:eastAsia="Batang"/>
+                <w:sz w:val="22"/>
+              </w:rPr>
+              <w:t>A table stopped arriving. It is still serving the previous run's data</w:t>
+            </w:r>
+          </w:p>
+        </w:tc>
+      </w:tr>
+      <w:tr>
+        <w:tc>
+          <w:tcPr>
+            <w:tcW w:type="dxa" w:w="4702"/>
+          </w:tcPr>
+          <w:p>
+            <w:r>
+              <w:rPr>
+                <w:rFonts w:ascii="Consolas" w:hAnsi="Consolas" w:eastAsia="Consolas"/>
+                <w:sz w:val="18"/>
+              </w:rPr>
+              <w:t>unexpected_tables</w:t>
+            </w:r>
+          </w:p>
+        </w:tc>
+        <w:tc>
+          <w:tcPr>
+            <w:tcW w:type="dxa" w:w="4702"/>
+          </w:tcPr>
+          <w:p>
+            <w:r>
+              <w:rPr>
+                <w:rFonts w:ascii="Times New Roman" w:hAnsi="Times New Roman" w:eastAsia="Batang"/>
+                <w:sz w:val="22"/>
+              </w:rPr>
+              <w:t>A table appeared that nobody declared. Decide whether anything downstream should consume it</w:t>
+            </w:r>
+          </w:p>
+        </w:tc>
+      </w:tr>
+      <w:tr>
+        <w:tc>
+          <w:tcPr>
+            <w:tcW w:type="dxa" w:w="4702"/>
+          </w:tcPr>
+          <w:p>
+            <w:r>
+              <w:rPr>
                 <w:rFonts w:ascii="Times New Roman" w:hAnsi="Times New Roman" w:eastAsia="Batang"/>
                 <w:sz w:val="22"/>
               </w:rPr>
@@ -4810,21 +4956,57 @@
           <w:rFonts w:ascii="Times New Roman" w:hAnsi="Times New Roman" w:eastAsia="Batang"/>
           <w:sz w:val="22"/>
         </w:rPr>
-        <w:t xml:space="preserve">Nothing in the library detects this. Compare </w:t>
+        <w:t xml:space="preserve">Pass the previous run's table set as </w:t>
       </w:r>
       <w:r>
         <w:rPr>
           <w:rFonts w:ascii="Consolas" w:hAnsi="Consolas" w:eastAsia="Consolas"/>
           <w:sz w:val="18"/>
         </w:rPr>
-        <w:t>report.tables</w:t>
+        <w:t>expect_tables</w:t>
       </w:r>
       <w:r>
         <w:rPr>
           <w:rFonts w:ascii="Times New Roman" w:hAnsi="Times New Roman" w:eastAsia="Batang"/>
           <w:sz w:val="22"/>
         </w:rPr>
-        <w:t xml:space="preserve"> against the previous run and decide deliberately: mark it stale, drop it, or accept it. This is the most likely way for a downstream consumer to be quietly served yesterday's data, and it is called out in Appendix B for that reason.</w:t>
+        <w:t xml:space="preserve"> and the report will say so:</w:t>
+      </w:r>
+    </w:p>
+    <w:p>
+      <w:pPr>
+        <w:spacing w:line="240" w:lineRule="auto" w:before="120" w:after="120"/>
+        <w:ind w:left="454"/>
+      </w:pPr>
+      <w:r>
+        <w:rPr>
+          <w:rFonts w:ascii="Consolas" w:hAnsi="Consolas" w:eastAsia="Consolas"/>
+          <w:sz w:val="18"/>
+        </w:rPr>
+        <w:t>report = pgdelta.stream_dump_to_delta(</w:t>
+        <w:br/>
+        <w:t xml:space="preserve">    DUMP, OUTPUT, mode="overwrite", expect_pg_major=17,</w:t>
+        <w:br/>
+        <w:t xml:space="preserve">    expect_tables=previous_run_table_names,</w:t>
+        <w:br/>
+        <w:t>)</w:t>
+        <w:br/>
+        <w:t>if report.missing_tables:</w:t>
+        <w:br/>
+        <w:t xml:space="preserve">    alert(f"stopped arriving, now stale: {report.missing_tables}")</w:t>
+      </w:r>
+    </w:p>
+    <w:p>
+      <w:pPr>
+        <w:spacing w:line="384" w:lineRule="auto" w:after="120"/>
+        <w:jc w:val="both"/>
+      </w:pPr>
+      <w:r>
+        <w:rPr>
+          <w:rFonts w:ascii="Times New Roman" w:hAnsi="Times New Roman" w:eastAsia="Batang"/>
+          <w:sz w:val="22"/>
+        </w:rPr>
+        <w:t>That reports it; it does not resolve it. Deciding what a stale table should do, be marked, be dropped, or be left alone, is a policy question the library cannot answer, and the answer constrains every downstream consumer. What it no longer is, is invisible.</w:t>
       </w:r>
     </w:p>
     <w:p/>
@@ -5572,21 +5754,35 @@
                 <w:rFonts w:ascii="Times New Roman" w:hAnsi="Times New Roman" w:eastAsia="Batang"/>
                 <w:sz w:val="22"/>
               </w:rPr>
-              <w:t xml:space="preserve">Compare </w:t>
+              <w:t xml:space="preserve">Pass </w:t>
             </w:r>
             <w:r>
               <w:rPr>
                 <w:rFonts w:ascii="Consolas" w:hAnsi="Consolas" w:eastAsia="Consolas"/>
                 <w:sz w:val="18"/>
               </w:rPr>
-              <w:t>report.tables</w:t>
+              <w:t>expect_tables</w:t>
             </w:r>
             <w:r>
               <w:rPr>
                 <w:rFonts w:ascii="Times New Roman" w:hAnsi="Times New Roman" w:eastAsia="Batang"/>
                 <w:sz w:val="22"/>
               </w:rPr>
-              <w:t xml:space="preserve"> run over run. See Chapter VII, Section 3</w:t>
+              <w:t xml:space="preserve"> and alert on </w:t>
+            </w:r>
+            <w:r>
+              <w:rPr>
+                <w:rFonts w:ascii="Consolas" w:hAnsi="Consolas" w:eastAsia="Consolas"/>
+                <w:sz w:val="18"/>
+              </w:rPr>
+              <w:t>missing_tables</w:t>
+            </w:r>
+            <w:r>
+              <w:rPr>
+                <w:rFonts w:ascii="Times New Roman" w:hAnsi="Times New Roman" w:eastAsia="Batang"/>
+                <w:sz w:val="22"/>
+              </w:rPr>
+              <w:t>. The library reports it but will not act on it</w:t>
             </w:r>
           </w:p>
         </w:tc>
@@ -5864,21 +6060,7 @@
                 <w:rFonts w:ascii="Times New Roman" w:hAnsi="Times New Roman" w:eastAsia="Batang"/>
                 <w:sz w:val="22"/>
               </w:rPr>
-              <w:t xml:space="preserve">A name in </w:t>
-            </w:r>
-            <w:r>
-              <w:rPr>
-                <w:rFonts w:ascii="Consolas" w:hAnsi="Consolas" w:eastAsia="Consolas"/>
-                <w:sz w:val="18"/>
-              </w:rPr>
-              <w:t>tables</w:t>
-            </w:r>
-            <w:r>
-              <w:rPr>
-                <w:rFonts w:ascii="Times New Roman" w:hAnsi="Times New Roman" w:eastAsia="Batang"/>
-                <w:sz w:val="22"/>
-              </w:rPr>
-              <w:t xml:space="preserve"> that never appears is not reported</w:t>
+              <w:t>Registering the result as a Unity Catalog external table is manual</w:t>
             </w:r>
           </w:p>
         </w:tc>
@@ -5892,7 +6074,7 @@
                 <w:rFonts w:ascii="Times New Roman" w:hAnsi="Times New Roman" w:eastAsia="Batang"/>
                 <w:sz w:val="22"/>
               </w:rPr>
-              <w:t>A silent typo loads nothing</w:t>
+              <w:t>The tables exist but no catalog entry does</w:t>
             </w:r>
           </w:p>
         </w:tc>
@@ -5906,14 +6088,21 @@
                 <w:rFonts w:ascii="Times New Roman" w:hAnsi="Times New Roman" w:eastAsia="Batang"/>
                 <w:sz w:val="22"/>
               </w:rPr>
-              <w:t xml:space="preserve">Compare your list against </w:t>
+              <w:t xml:space="preserve">Run </w:t>
             </w:r>
             <w:r>
               <w:rPr>
                 <w:rFonts w:ascii="Consolas" w:hAnsi="Consolas" w:eastAsia="Consolas"/>
                 <w:sz w:val="18"/>
               </w:rPr>
-              <w:t>report.tables</w:t>
+              <w:t>CREATE TABLE ... LOCATION</w:t>
+            </w:r>
+            <w:r>
+              <w:rPr>
+                <w:rFonts w:ascii="Times New Roman" w:hAnsi="Times New Roman" w:eastAsia="Batang"/>
+                <w:sz w:val="22"/>
+              </w:rPr>
+              <w:t xml:space="preserve"> yourself; delta-rs cannot call the catalog</w:t>
             </w:r>
           </w:p>
         </w:tc>

--- a/docs/operations.docx
+++ b/docs/operations.docx
@@ -656,6 +656,26 @@
           <w:sz w:val="22"/>
         </w:rPr>
         <w:t xml:space="preserve"> Indicative runtimes</w:t>
+      </w:r>
+    </w:p>
+    <w:p>
+      <w:pPr>
+        <w:pStyle w:val="ListBullet"/>
+        <w:spacing w:line="384" w:lineRule="auto" w:after="120"/>
+      </w:pPr>
+      <w:r>
+        <w:rPr>
+          <w:rFonts w:ascii="Consolas" w:hAnsi="Consolas" w:eastAsia="Consolas"/>
+          <w:sz w:val="18"/>
+        </w:rPr>
+        <w:t>&lt;Table 3-3&gt;</w:t>
+      </w:r>
+      <w:r>
+        <w:rPr>
+          <w:rFonts w:ascii="Times New Roman" w:hAnsi="Times New Roman" w:eastAsia="Batang"/>
+          <w:sz w:val="22"/>
+        </w:rPr>
+        <w:t xml:space="preserve"> Commit burst against a local filesystem, 200 small tables</w:t>
       </w:r>
     </w:p>
     <w:p>
@@ -1914,6 +1934,284 @@
           <w:sz w:val="22"/>
         </w:rPr>
         <w:t>Raising it above the core count achieves nothing: the workers are CPU-bound on decoding and Parquet encoding, not waiting on anything.</w:t>
+      </w:r>
+    </w:p>
+    <w:p>
+      <w:pPr>
+        <w:spacing w:line="384" w:lineRule="auto" w:after="120"/>
+        <w:jc w:val="both"/>
+      </w:pPr>
+      <w:r>
+        <w:rPr>
+          <w:rFonts w:ascii="Consolas" w:hAnsi="Consolas" w:eastAsia="Consolas"/>
+          <w:sz w:val="18"/>
+        </w:rPr>
+        <w:t>commit_concurrency</w:t>
+      </w:r>
+      <w:r>
+        <w:rPr>
+          <w:rFonts w:ascii="Times New Roman" w:hAnsi="Times New Roman" w:eastAsia="Batang"/>
+          <w:sz w:val="22"/>
+        </w:rPr>
+        <w:t xml:space="preserve"> is the opposite case and defaults to 16. A commit is a small metadata write waiting on a storage round trip, so it is bounded by latency rather than by cores, and a number well above the core count is correct. This is the knob for the long tail: the feed has around 450 tables, most of them small, and committing them one at a time turns a metadata burst into a serial queue of round trips.</w:t>
+      </w:r>
+    </w:p>
+    <w:p>
+      <w:pPr>
+        <w:spacing w:line="384" w:lineRule="auto" w:after="120"/>
+        <w:jc w:val="both"/>
+      </w:pPr>
+      <w:r>
+        <w:rPr>
+          <w:rFonts w:ascii="Consolas" w:hAnsi="Consolas" w:eastAsia="Consolas"/>
+          <w:sz w:val="18"/>
+        </w:rPr>
+        <w:t>&lt;Table 3-3&gt;</w:t>
+      </w:r>
+      <w:r>
+        <w:rPr>
+          <w:rFonts w:ascii="Times New Roman" w:hAnsi="Times New Roman" w:eastAsia="Batang"/>
+          <w:sz w:val="22"/>
+        </w:rPr>
+        <w:t xml:space="preserve"> Commit burst against a local filesystem, 200 small tables</w:t>
+      </w:r>
+    </w:p>
+    <w:tbl>
+      <w:tblPr>
+        <w:tblStyle w:val="TableGrid"/>
+        <w:tblW w:type="auto" w:w="0"/>
+        <w:jc w:val="center"/>
+        <w:tblLook w:firstColumn="1" w:firstRow="1" w:lastColumn="0" w:lastRow="0" w:noHBand="0" w:noVBand="1" w:val="04A0"/>
+      </w:tblPr>
+      <w:tblGrid>
+        <w:gridCol w:w="4702"/>
+        <w:gridCol w:w="4702"/>
+      </w:tblGrid>
+      <w:tr>
+        <w:tc>
+          <w:tcPr>
+            <w:tcW w:type="dxa" w:w="4702"/>
+          </w:tcPr>
+          <w:p>
+            <w:pPr>
+              <w:jc w:val="center"/>
+            </w:pPr>
+            <w:r>
+              <w:rPr>
+                <w:rFonts w:ascii="Consolas" w:hAnsi="Consolas" w:eastAsia="Consolas"/>
+                <w:b/>
+                <w:sz w:val="18"/>
+              </w:rPr>
+              <w:t>commit_concurrency</w:t>
+            </w:r>
+          </w:p>
+        </w:tc>
+        <w:tc>
+          <w:tcPr>
+            <w:tcW w:type="dxa" w:w="4702"/>
+          </w:tcPr>
+          <w:p>
+            <w:pPr>
+              <w:jc w:val="center"/>
+            </w:pPr>
+            <w:r>
+              <w:rPr>
+                <w:rFonts w:ascii="Times New Roman" w:hAnsi="Times New Roman" w:eastAsia="Batang"/>
+                <w:b/>
+                <w:sz w:val="22"/>
+              </w:rPr>
+              <w:t>Total run</w:t>
+            </w:r>
+          </w:p>
+        </w:tc>
+      </w:tr>
+      <w:tr>
+        <w:tc>
+          <w:tcPr>
+            <w:tcW w:type="dxa" w:w="4702"/>
+          </w:tcPr>
+          <w:p>
+            <w:r>
+              <w:rPr>
+                <w:rFonts w:ascii="Times New Roman" w:hAnsi="Times New Roman" w:eastAsia="Batang"/>
+                <w:sz w:val="22"/>
+              </w:rPr>
+              <w:t>1</w:t>
+            </w:r>
+          </w:p>
+        </w:tc>
+        <w:tc>
+          <w:tcPr>
+            <w:tcW w:type="dxa" w:w="4702"/>
+          </w:tcPr>
+          <w:p>
+            <w:r>
+              <w:rPr>
+                <w:rFonts w:ascii="Times New Roman" w:hAnsi="Times New Roman" w:eastAsia="Batang"/>
+                <w:sz w:val="22"/>
+              </w:rPr>
+              <w:t>3.89 s</w:t>
+            </w:r>
+          </w:p>
+        </w:tc>
+      </w:tr>
+      <w:tr>
+        <w:tc>
+          <w:tcPr>
+            <w:tcW w:type="dxa" w:w="4702"/>
+          </w:tcPr>
+          <w:p>
+            <w:r>
+              <w:rPr>
+                <w:rFonts w:ascii="Times New Roman" w:hAnsi="Times New Roman" w:eastAsia="Batang"/>
+                <w:sz w:val="22"/>
+              </w:rPr>
+              <w:t>4</w:t>
+            </w:r>
+          </w:p>
+        </w:tc>
+        <w:tc>
+          <w:tcPr>
+            <w:tcW w:type="dxa" w:w="4702"/>
+          </w:tcPr>
+          <w:p>
+            <w:r>
+              <w:rPr>
+                <w:rFonts w:ascii="Times New Roman" w:hAnsi="Times New Roman" w:eastAsia="Batang"/>
+                <w:sz w:val="22"/>
+              </w:rPr>
+              <w:t>2.56 s</w:t>
+            </w:r>
+          </w:p>
+        </w:tc>
+      </w:tr>
+      <w:tr>
+        <w:tc>
+          <w:tcPr>
+            <w:tcW w:type="dxa" w:w="4702"/>
+          </w:tcPr>
+          <w:p>
+            <w:r>
+              <w:rPr>
+                <w:rFonts w:ascii="Times New Roman" w:hAnsi="Times New Roman" w:eastAsia="Batang"/>
+                <w:sz w:val="22"/>
+              </w:rPr>
+              <w:t>16</w:t>
+            </w:r>
+          </w:p>
+        </w:tc>
+        <w:tc>
+          <w:tcPr>
+            <w:tcW w:type="dxa" w:w="4702"/>
+          </w:tcPr>
+          <w:p>
+            <w:r>
+              <w:rPr>
+                <w:rFonts w:ascii="Times New Roman" w:hAnsi="Times New Roman" w:eastAsia="Batang"/>
+                <w:sz w:val="22"/>
+              </w:rPr>
+              <w:t>2.24 s</w:t>
+            </w:r>
+          </w:p>
+        </w:tc>
+      </w:tr>
+      <w:tr>
+        <w:tc>
+          <w:tcPr>
+            <w:tcW w:type="dxa" w:w="4702"/>
+          </w:tcPr>
+          <w:p>
+            <w:r>
+              <w:rPr>
+                <w:rFonts w:ascii="Times New Roman" w:hAnsi="Times New Roman" w:eastAsia="Batang"/>
+                <w:sz w:val="22"/>
+              </w:rPr>
+              <w:t>64</w:t>
+            </w:r>
+          </w:p>
+        </w:tc>
+        <w:tc>
+          <w:tcPr>
+            <w:tcW w:type="dxa" w:w="4702"/>
+          </w:tcPr>
+          <w:p>
+            <w:r>
+              <w:rPr>
+                <w:rFonts w:ascii="Times New Roman" w:hAnsi="Times New Roman" w:eastAsia="Batang"/>
+                <w:sz w:val="22"/>
+              </w:rPr>
+              <w:t>2.47 s</w:t>
+            </w:r>
+          </w:p>
+        </w:tc>
+      </w:tr>
+    </w:tbl>
+    <w:p/>
+    <w:p>
+      <w:pPr>
+        <w:spacing w:line="384" w:lineRule="auto" w:after="120"/>
+        <w:jc w:val="both"/>
+      </w:pPr>
+      <w:r>
+        <w:rPr>
+          <w:rFonts w:ascii="Times New Roman" w:hAnsi="Times New Roman" w:eastAsia="Batang"/>
+          <w:sz w:val="22"/>
+        </w:rPr>
+        <w:t xml:space="preserve">Read that as a floor, not as the expected benefit. A local filesystem has almost none of the round-trip latency the concurrency exists to hide, and it still returns 1.7x between serial and the default. Against </w:t>
+      </w:r>
+      <w:r>
+        <w:rPr>
+          <w:rFonts w:ascii="Consolas" w:hAnsi="Consolas" w:eastAsia="Consolas"/>
+          <w:sz w:val="18"/>
+        </w:rPr>
+        <w:t>abfss://</w:t>
+      </w:r>
+      <w:r>
+        <w:rPr>
+          <w:rFonts w:ascii="Times New Roman" w:hAnsi="Times New Roman" w:eastAsia="Batang"/>
+          <w:sz w:val="22"/>
+        </w:rPr>
+        <w:t>, where a round trip is tens of milliseconds rather than microseconds, the gap is wider.</w:t>
+      </w:r>
+    </w:p>
+    <w:p>
+      <w:pPr>
+        <w:spacing w:line="384" w:lineRule="auto" w:after="120"/>
+        <w:jc w:val="both"/>
+      </w:pPr>
+      <w:r>
+        <w:rPr>
+          <w:rFonts w:ascii="Times New Roman" w:hAnsi="Times New Roman" w:eastAsia="Batang"/>
+          <w:sz w:val="22"/>
+        </w:rPr>
+        <w:t>The measurement also shows why the default is 16 rather than something larger: 64 is slower than 16 here, because past a point the requests queue anyway and the coordination is pure cost.</w:t>
+      </w:r>
+    </w:p>
+    <w:p>
+      <w:pPr>
+        <w:spacing w:line="384" w:lineRule="auto" w:after="120"/>
+        <w:jc w:val="both"/>
+      </w:pPr>
+      <w:r>
+        <w:rPr>
+          <w:rFonts w:ascii="Times New Roman" w:hAnsi="Times New Roman" w:eastAsia="Batang"/>
+          <w:sz w:val="22"/>
+        </w:rPr>
+        <w:t xml:space="preserve">Raise it if the commit burst is a visible fraction of the run against </w:t>
+      </w:r>
+      <w:r>
+        <w:rPr>
+          <w:rFonts w:ascii="Consolas" w:hAnsi="Consolas" w:eastAsia="Consolas"/>
+          <w:sz w:val="18"/>
+        </w:rPr>
+        <w:t>abfss://</w:t>
+      </w:r>
+      <w:r>
+        <w:rPr>
+          <w:rFonts w:ascii="Times New Roman" w:hAnsi="Times New Roman" w:eastAsia="Batang"/>
+          <w:sz w:val="22"/>
+        </w:rPr>
+        <w:t>. There is little reason to lower it below the default except to reduce request pressure on a shared storage account.</w:t>
       </w:r>
     </w:p>
     <w:p>

--- a/docs/operations.docx
+++ b/docs/operations.docx
@@ -582,6 +582,19 @@
           <w:sz w:val="22"/>
         </w:rPr>
         <w:t>Appendix B. Known gaps</w:t>
+      </w:r>
+    </w:p>
+    <w:p>
+      <w:pPr>
+        <w:pStyle w:val="ListBullet"/>
+        <w:spacing w:line="384" w:lineRule="auto" w:after="120"/>
+      </w:pPr>
+      <w:r>
+        <w:rPr>
+          <w:rFonts w:ascii="Times New Roman" w:hAnsi="Times New Roman" w:eastAsia="Batang"/>
+          <w:sz w:val="22"/>
+        </w:rPr>
+        <w:t>Appendix D. Reading one run back as a consistent set</w:t>
       </w:r>
     </w:p>
     <w:p>
@@ -4745,6 +4758,36 @@
           </w:p>
         </w:tc>
       </w:tr>
+      <w:tr>
+        <w:tc>
+          <w:tcPr>
+            <w:tcW w:type="dxa" w:w="4702"/>
+          </w:tcPr>
+          <w:p>
+            <w:r>
+              <w:rPr>
+                <w:rFonts w:ascii="Consolas" w:hAnsi="Consolas" w:eastAsia="Consolas"/>
+                <w:sz w:val="18"/>
+              </w:rPr>
+              <w:t>report.load_id</w:t>
+            </w:r>
+          </w:p>
+        </w:tc>
+        <w:tc>
+          <w:tcPr>
+            <w:tcW w:type="dxa" w:w="4702"/>
+          </w:tcPr>
+          <w:p>
+            <w:r>
+              <w:rPr>
+                <w:rFonts w:ascii="Times New Roman" w:hAnsi="Times New Roman" w:eastAsia="Batang"/>
+                <w:sz w:val="22"/>
+              </w:rPr>
+              <w:t>How this run is found again in the history, and how it is read back as a set</w:t>
+            </w:r>
+          </w:p>
+        </w:tc>
+      </w:tr>
     </w:tbl>
     <w:p/>
     <w:p>
@@ -5609,6 +5652,174 @@
           <w:sz w:val="22"/>
         </w:rPr>
         <w:t>. https://github.com/zlib-ng/zlib-ng</w:t>
+      </w:r>
+    </w:p>
+    <w:p/>
+    <w:p>
+      <w:pPr>
+        <w:pStyle w:val="Heading1"/>
+      </w:pPr>
+      <w:r>
+        <w:rPr>
+          <w:rFonts w:ascii="Times New Roman" w:hAnsi="Times New Roman" w:eastAsia="Batang"/>
+          <w:b/>
+          <w:color w:val="000000"/>
+          <w:sz w:val="26"/>
+        </w:rPr>
+        <w:t>Appendix D. Reading one run back as a consistent set</w:t>
+      </w:r>
+    </w:p>
+    <w:p>
+      <w:pPr>
+        <w:spacing w:line="384" w:lineRule="auto" w:after="120"/>
+        <w:jc w:val="both"/>
+      </w:pPr>
+      <w:r>
+        <w:rPr>
+          <w:rFonts w:ascii="Times New Roman" w:hAnsi="Times New Roman" w:eastAsia="Batang"/>
+          <w:sz w:val="22"/>
+        </w:rPr>
+        <w:t>The commit burst is not atomic, so a reader during it can see a mixture of two runs. The load history is how that is recovered after the fact rather than prevented.</w:t>
+      </w:r>
+    </w:p>
+    <w:p>
+      <w:pPr>
+        <w:spacing w:line="384" w:lineRule="auto" w:after="120"/>
+        <w:jc w:val="both"/>
+      </w:pPr>
+      <w:r>
+        <w:rPr>
+          <w:rFonts w:ascii="Times New Roman" w:hAnsi="Times New Roman" w:eastAsia="Batang"/>
+          <w:sz w:val="22"/>
+        </w:rPr>
+        <w:t xml:space="preserve">Every run appends a row per table to </w:t>
+      </w:r>
+      <w:r>
+        <w:rPr>
+          <w:rFonts w:ascii="Consolas" w:hAnsi="Consolas" w:eastAsia="Consolas"/>
+          <w:sz w:val="18"/>
+        </w:rPr>
+        <w:t>&lt;output_uri&gt;/_pgdelta_loads</w:t>
+      </w:r>
+      <w:r>
+        <w:rPr>
+          <w:rFonts w:ascii="Times New Roman" w:hAnsi="Times New Roman" w:eastAsia="Batang"/>
+          <w:sz w:val="22"/>
+        </w:rPr>
+        <w:t xml:space="preserve"> recording the Delta version that table reached. Reading every table at its recorded version reconstructs exactly what one run produced:</w:t>
+      </w:r>
+    </w:p>
+    <w:p>
+      <w:pPr>
+        <w:spacing w:line="240" w:lineRule="auto" w:before="120" w:after="120"/>
+        <w:ind w:left="454"/>
+      </w:pPr>
+      <w:r>
+        <w:rPr>
+          <w:rFonts w:ascii="Consolas" w:hAnsi="Consolas" w:eastAsia="Consolas"/>
+          <w:sz w:val="18"/>
+        </w:rPr>
+        <w:t>SELECT table, delta_version FROM delta.`&lt;output&gt;/_pgdelta_loads`</w:t>
+        <w:br/>
+        <w:t>WHERE load_id = '&lt;load_id from the report&gt;'</w:t>
+      </w:r>
+    </w:p>
+    <w:p>
+      <w:pPr>
+        <w:spacing w:line="240" w:lineRule="auto" w:before="120" w:after="120"/>
+        <w:ind w:left="454"/>
+      </w:pPr>
+      <w:r>
+        <w:rPr>
+          <w:rFonts w:ascii="Consolas" w:hAnsi="Consolas" w:eastAsia="Consolas"/>
+          <w:sz w:val="18"/>
+        </w:rPr>
+        <w:t>for row in spark.sql(query).collect():</w:t>
+        <w:br/>
+        <w:t xml:space="preserve">    path = f"{OUTPUT.rstrip('/')}/{row['table'].replace('.', '/')}"</w:t>
+        <w:br/>
+        <w:t xml:space="preserve">    spark.read.format("delta").option("versionAsOf", row["delta_version"]).load(path)</w:t>
+      </w:r>
+    </w:p>
+    <w:p>
+      <w:pPr>
+        <w:spacing w:line="384" w:lineRule="auto" w:after="120"/>
+        <w:jc w:val="both"/>
+      </w:pPr>
+      <w:r>
+        <w:rPr>
+          <w:rFonts w:ascii="Times New Roman" w:hAnsi="Times New Roman" w:eastAsia="Batang"/>
+          <w:sz w:val="22"/>
+        </w:rPr>
+        <w:t>This is what to reach for when a downstream consumer needs a set that is internally consistent, or when reproducing what a report saw on a particular day.</w:t>
+      </w:r>
+    </w:p>
+    <w:p>
+      <w:pPr>
+        <w:spacing w:line="384" w:lineRule="auto" w:after="120"/>
+        <w:jc w:val="both"/>
+      </w:pPr>
+      <w:r>
+        <w:rPr>
+          <w:rFonts w:ascii="Times New Roman" w:hAnsi="Times New Roman" w:eastAsia="Batang"/>
+          <w:sz w:val="22"/>
+        </w:rPr>
+        <w:t xml:space="preserve">Two limits. Time travel works only while the files survive, so retention (Chapter IV) governs how far back a load stays readable: a seven-day </w:t>
+      </w:r>
+      <w:r>
+        <w:rPr>
+          <w:rFonts w:ascii="Consolas" w:hAnsi="Consolas" w:eastAsia="Consolas"/>
+          <w:sz w:val="18"/>
+        </w:rPr>
+        <w:t>VACUUM</w:t>
+      </w:r>
+      <w:r>
+        <w:rPr>
+          <w:rFonts w:ascii="Times New Roman" w:hAnsi="Times New Roman" w:eastAsia="Batang"/>
+          <w:sz w:val="22"/>
+        </w:rPr>
+        <w:t xml:space="preserve"> window means seven days of recoverable snapshots. And the history is a record, not a lock. Nothing stops a later run from overwriting a table whose version it still names.</w:t>
+      </w:r>
+    </w:p>
+    <w:p>
+      <w:pPr>
+        <w:spacing w:line="384" w:lineRule="auto" w:after="120"/>
+        <w:jc w:val="both"/>
+      </w:pPr>
+      <w:r>
+        <w:rPr>
+          <w:rFonts w:ascii="Times New Roman" w:hAnsi="Times New Roman" w:eastAsia="Batang"/>
+          <w:sz w:val="22"/>
+        </w:rPr>
+        <w:t>Registering the tables in Unity Catalog is a separate step, since delta-rs cannot call a catalog:</w:t>
+      </w:r>
+    </w:p>
+    <w:p>
+      <w:pPr>
+        <w:spacing w:line="240" w:lineRule="auto" w:before="120" w:after="120"/>
+        <w:ind w:left="454"/>
+      </w:pPr>
+      <w:r>
+        <w:rPr>
+          <w:rFonts w:ascii="Consolas" w:hAnsi="Consolas" w:eastAsia="Consolas"/>
+          <w:sz w:val="18"/>
+        </w:rPr>
+        <w:t>from pgdelta.catalog import register_external_tables</w:t>
+        <w:br/>
+        <w:t>register_external_tables(spark, report, OUTPUT, "main", "bronze_pg")</w:t>
+      </w:r>
+    </w:p>
+    <w:p>
+      <w:pPr>
+        <w:spacing w:line="384" w:lineRule="auto" w:after="120"/>
+        <w:jc w:val="both"/>
+      </w:pPr>
+      <w:r>
+        <w:rPr>
+          <w:rFonts w:ascii="Times New Roman" w:hAnsi="Times New Roman" w:eastAsia="Batang"/>
+          <w:sz w:val="22"/>
+        </w:rPr>
+        <w:t>It is idempotent, so running it after every load is the cheapest way to make a newly-arrived table queryable the same day.</w:t>
       </w:r>
     </w:p>
     <w:p/>
@@ -6358,7 +6569,7 @@
                 <w:rFonts w:ascii="Times New Roman" w:hAnsi="Times New Roman" w:eastAsia="Batang"/>
                 <w:sz w:val="22"/>
               </w:rPr>
-              <w:t>Registering the result as a Unity Catalog external table is manual</w:t>
+              <w:t>Registering in Unity Catalog needs a Spark session</w:t>
             </w:r>
           </w:p>
         </w:tc>
@@ -6372,7 +6583,44 @@
                 <w:rFonts w:ascii="Times New Roman" w:hAnsi="Times New Roman" w:eastAsia="Batang"/>
                 <w:sz w:val="22"/>
               </w:rPr>
-              <w:t>The tables exist but no catalog entry does</w:t>
+              <w:t>delta-rs cannot call a catalog</w:t>
+            </w:r>
+          </w:p>
+        </w:tc>
+        <w:tc>
+          <w:tcPr>
+            <w:tcW w:type="dxa" w:w="3135"/>
+          </w:tcPr>
+          <w:p>
+            <w:r>
+              <w:rPr>
+                <w:rFonts w:ascii="Consolas" w:hAnsi="Consolas" w:eastAsia="Consolas"/>
+                <w:sz w:val="18"/>
+              </w:rPr>
+              <w:t>pgdelta.catalog.register_external_tables</w:t>
+            </w:r>
+            <w:r>
+              <w:rPr>
+                <w:rFonts w:ascii="Times New Roman" w:hAnsi="Times New Roman" w:eastAsia="Batang"/>
+                <w:sz w:val="22"/>
+              </w:rPr>
+              <w:t>. See Appendix D</w:t>
+            </w:r>
+          </w:p>
+        </w:tc>
+      </w:tr>
+      <w:tr>
+        <w:tc>
+          <w:tcPr>
+            <w:tcW w:type="dxa" w:w="3135"/>
+          </w:tcPr>
+          <w:p>
+            <w:r>
+              <w:rPr>
+                <w:rFonts w:ascii="Times New Roman" w:hAnsi="Times New Roman" w:eastAsia="Batang"/>
+                <w:sz w:val="22"/>
+              </w:rPr>
+              <w:t>The load history grows without bound</w:t>
             </w:r>
           </w:p>
         </w:tc>
@@ -6386,21 +6634,21 @@
                 <w:rFonts w:ascii="Times New Roman" w:hAnsi="Times New Roman" w:eastAsia="Batang"/>
                 <w:sz w:val="22"/>
               </w:rPr>
-              <w:t xml:space="preserve">Run </w:t>
+              <w:t>One row per table per run, so a few hundred a day</w:t>
             </w:r>
-            <w:r>
-              <w:rPr>
-                <w:rFonts w:ascii="Consolas" w:hAnsi="Consolas" w:eastAsia="Consolas"/>
-                <w:sz w:val="18"/>
-              </w:rPr>
-              <w:t>CREATE TABLE ... LOCATION</w:t>
-            </w:r>
+          </w:p>
+        </w:tc>
+        <w:tc>
+          <w:tcPr>
+            <w:tcW w:type="dxa" w:w="3135"/>
+          </w:tcPr>
+          <w:p>
             <w:r>
               <w:rPr>
                 <w:rFonts w:ascii="Times New Roman" w:hAnsi="Times New Roman" w:eastAsia="Batang"/>
                 <w:sz w:val="22"/>
               </w:rPr>
-              <w:t xml:space="preserve"> yourself; delta-rs cannot call the catalog</w:t>
+              <w:t>Small, but prune it if a year of history is not wanted</w:t>
             </w:r>
           </w:p>
         </w:tc>
